--- a/FSD - Developing a Reliable Back-end with Node and Express/FSD - Developing a Reliable Back-end with Node and Express - Day 2 07-05-2026.docx
+++ b/FSD - Developing a Reliable Back-end with Node and Express/FSD - Developing a Reliable Back-end with Node and Express - Day 2 07-05-2026.docx
@@ -127,7 +127,381 @@
         <w:t xml:space="preserve"> core module which help to take the value through keyboard asynchronous manner. </w:t>
       </w:r>
     </w:p>
+    <w:p>
+      <w:r>
+        <w:t xml:space="preserve">This module we need to load using require function it provide few function which help to take the value </w:t>
+      </w:r>
+    </w:p>
     <w:p/>
+    <w:p>
+      <w:proofErr w:type="spellStart"/>
+      <w:r>
+        <w:t>createInterface</w:t>
+      </w:r>
+      <w:proofErr w:type="spellEnd"/>
+      <w:r>
+        <w:t xml:space="preserve"> is a function which takes 2 </w:t>
+      </w:r>
+      <w:proofErr w:type="gramStart"/>
+      <w:r>
+        <w:t>parameter</w:t>
+      </w:r>
+      <w:proofErr w:type="gramEnd"/>
+      <w:r>
+        <w:t xml:space="preserve"> </w:t>
+      </w:r>
+    </w:p>
+    <w:p>
+      <w:pPr>
+        <w:pStyle w:val="ListParagraph"/>
+        <w:numPr>
+          <w:ilvl w:val="0"/>
+          <w:numId w:val="2"/>
+        </w:numPr>
+      </w:pPr>
+      <w:r>
+        <w:t>1</w:t>
+      </w:r>
+      <w:r>
+        <w:rPr>
+          <w:vertAlign w:val="superscript"/>
+        </w:rPr>
+        <w:t>st</w:t>
+      </w:r>
+      <w:r>
+        <w:t xml:space="preserve"> Parameter input information </w:t>
+      </w:r>
+    </w:p>
+    <w:p>
+      <w:pPr>
+        <w:pStyle w:val="ListParagraph"/>
+        <w:numPr>
+          <w:ilvl w:val="0"/>
+          <w:numId w:val="2"/>
+        </w:numPr>
+      </w:pPr>
+      <w:r>
+        <w:t>2</w:t>
+      </w:r>
+      <w:r>
+        <w:rPr>
+          <w:vertAlign w:val="superscript"/>
+        </w:rPr>
+        <w:t>nd</w:t>
+      </w:r>
+      <w:r>
+        <w:t xml:space="preserve"> parameter output information </w:t>
+      </w:r>
+    </w:p>
+    <w:p>
+      <w:pPr>
+        <w:pStyle w:val="ListParagraph"/>
+      </w:pPr>
+      <w:r>
+        <w:t xml:space="preserve">Process is a </w:t>
+      </w:r>
+      <w:proofErr w:type="spellStart"/>
+      <w:proofErr w:type="gramStart"/>
+      <w:r>
+        <w:t>pre defined</w:t>
+      </w:r>
+      <w:proofErr w:type="spellEnd"/>
+      <w:proofErr w:type="gramEnd"/>
+      <w:r>
+        <w:t xml:space="preserve"> object which contains </w:t>
+      </w:r>
+      <w:proofErr w:type="gramStart"/>
+      <w:r>
+        <w:t>stdin(</w:t>
+      </w:r>
+      <w:proofErr w:type="gramEnd"/>
+      <w:r>
+        <w:t xml:space="preserve">standard input device </w:t>
+      </w:r>
+      <w:proofErr w:type="spellStart"/>
+      <w:r>
+        <w:t>ie</w:t>
+      </w:r>
+      <w:proofErr w:type="spellEnd"/>
+      <w:r>
+        <w:t xml:space="preserve"> keyboard) </w:t>
+      </w:r>
+      <w:proofErr w:type="spellStart"/>
+      <w:r>
+        <w:t>stdout</w:t>
+      </w:r>
+      <w:proofErr w:type="spellEnd"/>
+      <w:r>
+        <w:t xml:space="preserve"> (standard output device </w:t>
+      </w:r>
+      <w:proofErr w:type="spellStart"/>
+      <w:r>
+        <w:t>ie</w:t>
+      </w:r>
+      <w:proofErr w:type="spellEnd"/>
+      <w:r>
+        <w:t xml:space="preserve"> console). </w:t>
+      </w:r>
+    </w:p>
+    <w:p>
+      <w:pPr>
+        <w:pStyle w:val="ListParagraph"/>
+      </w:pPr>
+    </w:p>
+    <w:p>
+      <w:proofErr w:type="spellStart"/>
+      <w:r>
+        <w:t>readline</w:t>
+      </w:r>
+      <w:proofErr w:type="spellEnd"/>
+      <w:r>
+        <w:t xml:space="preserve"> receive the value asynchronous manner. </w:t>
+      </w:r>
+    </w:p>
+    <w:p>
+      <w:pPr>
+        <w:rPr>
+          <w:b/>
+          <w:bCs/>
+        </w:rPr>
+      </w:pPr>
+      <w:r>
+        <w:t xml:space="preserve">If we need to take the value as synchronous manner. Then node </w:t>
+      </w:r>
+      <w:proofErr w:type="spellStart"/>
+      <w:r>
+        <w:t>js</w:t>
+      </w:r>
+      <w:proofErr w:type="spellEnd"/>
+      <w:r>
+        <w:t xml:space="preserve"> provided external or </w:t>
+      </w:r>
+      <w:proofErr w:type="gramStart"/>
+      <w:r>
+        <w:t>third party</w:t>
+      </w:r>
+      <w:proofErr w:type="gramEnd"/>
+      <w:r>
+        <w:t xml:space="preserve"> module </w:t>
+      </w:r>
+      <w:proofErr w:type="spellStart"/>
+      <w:r>
+        <w:t>ie</w:t>
+      </w:r>
+      <w:proofErr w:type="spellEnd"/>
+      <w:r>
+        <w:t xml:space="preserve"> </w:t>
+      </w:r>
+      <w:proofErr w:type="spellStart"/>
+      <w:r>
+        <w:rPr>
+          <w:b/>
+          <w:bCs/>
+        </w:rPr>
+        <w:t>readline</w:t>
+      </w:r>
+      <w:proofErr w:type="spellEnd"/>
+      <w:r>
+        <w:rPr>
+          <w:b/>
+          <w:bCs/>
+        </w:rPr>
+        <w:t>-sync</w:t>
+      </w:r>
+      <w:r>
+        <w:rPr>
+          <w:b/>
+          <w:bCs/>
+        </w:rPr>
+        <w:t>.</w:t>
+      </w:r>
+    </w:p>
+    <w:p>
+      <w:r>
+        <w:t xml:space="preserve">Syntax to install external or </w:t>
+      </w:r>
+      <w:proofErr w:type="gramStart"/>
+      <w:r>
+        <w:t>third party</w:t>
+      </w:r>
+      <w:proofErr w:type="gramEnd"/>
+      <w:r>
+        <w:t xml:space="preserve"> module</w:t>
+      </w:r>
+    </w:p>
+    <w:p>
+      <w:pPr>
+        <w:rPr>
+          <w:highlight w:val="yellow"/>
+        </w:rPr>
+      </w:pPr>
+      <w:r>
+        <w:t>Install locally</w:t>
+      </w:r>
+      <w:r>
+        <w:rPr>
+          <w:highlight w:val="yellow"/>
+        </w:rPr>
+        <w:t xml:space="preserve"> </w:t>
+      </w:r>
+    </w:p>
+    <w:p>
+      <w:proofErr w:type="spellStart"/>
+      <w:r>
+        <w:rPr>
+          <w:highlight w:val="yellow"/>
+        </w:rPr>
+        <w:t>Npm</w:t>
+      </w:r>
+      <w:proofErr w:type="spellEnd"/>
+      <w:r>
+        <w:rPr>
+          <w:highlight w:val="yellow"/>
+        </w:rPr>
+        <w:t xml:space="preserve"> i</w:t>
+      </w:r>
+      <w:r>
+        <w:rPr>
+          <w:highlight w:val="yellow"/>
+        </w:rPr>
+        <w:t xml:space="preserve">nstall </w:t>
+      </w:r>
+      <w:proofErr w:type="spellStart"/>
+      <w:r>
+        <w:rPr>
+          <w:highlight w:val="yellow"/>
+        </w:rPr>
+        <w:t>modulename</w:t>
+      </w:r>
+      <w:proofErr w:type="spellEnd"/>
+      <w:r>
+        <w:tab/>
+      </w:r>
+      <w:r>
+        <w:tab/>
+        <w:t xml:space="preserve">(this module </w:t>
+      </w:r>
+      <w:proofErr w:type="gramStart"/>
+      <w:r>
+        <w:t>install</w:t>
+      </w:r>
+      <w:proofErr w:type="gramEnd"/>
+      <w:r>
+        <w:t xml:space="preserve"> locally) within that directory. </w:t>
+      </w:r>
+    </w:p>
+    <w:p>
+      <w:r>
+        <w:t xml:space="preserve">We can use this module within current directory. </w:t>
+      </w:r>
+    </w:p>
+    <w:p>
+      <w:r>
+        <w:t xml:space="preserve">Install module globally. </w:t>
+      </w:r>
+      <w:r>
+        <w:t xml:space="preserve">After install locally node </w:t>
+      </w:r>
+      <w:proofErr w:type="spellStart"/>
+      <w:r>
+        <w:t>js</w:t>
+      </w:r>
+      <w:proofErr w:type="spellEnd"/>
+      <w:r>
+        <w:t xml:space="preserve"> create one folder as </w:t>
+      </w:r>
+      <w:proofErr w:type="spellStart"/>
+      <w:r>
+        <w:t>node_module</w:t>
+      </w:r>
+      <w:proofErr w:type="spellEnd"/>
+      <w:r>
+        <w:t xml:space="preserve"> that folder contains installed module. </w:t>
+      </w:r>
+    </w:p>
+    <w:p>
+      <w:proofErr w:type="spellStart"/>
+      <w:r>
+        <w:rPr>
+          <w:highlight w:val="yellow"/>
+        </w:rPr>
+        <w:t>Npm</w:t>
+      </w:r>
+      <w:proofErr w:type="spellEnd"/>
+      <w:r>
+        <w:rPr>
+          <w:highlight w:val="yellow"/>
+        </w:rPr>
+        <w:t xml:space="preserve"> install </w:t>
+      </w:r>
+      <w:proofErr w:type="spellStart"/>
+      <w:r>
+        <w:rPr>
+          <w:highlight w:val="yellow"/>
+        </w:rPr>
+        <w:t>modulename</w:t>
+      </w:r>
+      <w:proofErr w:type="spellEnd"/>
+      <w:r>
+        <w:rPr>
+          <w:highlight w:val="yellow"/>
+        </w:rPr>
+        <w:t xml:space="preserve"> -g</w:t>
+      </w:r>
+      <w:r>
+        <w:tab/>
+      </w:r>
+      <w:r>
+        <w:tab/>
+        <w:t>this module install globally we can use inside in dire</w:t>
+      </w:r>
+      <w:r>
+        <w:t xml:space="preserve">ctory or folder. </w:t>
+      </w:r>
+    </w:p>
+    <w:p>
+      <w:r>
+        <w:t xml:space="preserve"> </w:t>
+      </w:r>
+    </w:p>
+    <w:p>
+      <w:proofErr w:type="spellStart"/>
+      <w:r>
+        <w:rPr>
+          <w:highlight w:val="yellow"/>
+        </w:rPr>
+        <w:t>npm</w:t>
+      </w:r>
+      <w:proofErr w:type="spellEnd"/>
+      <w:r>
+        <w:rPr>
+          <w:highlight w:val="yellow"/>
+        </w:rPr>
+        <w:t xml:space="preserve"> install </w:t>
+      </w:r>
+      <w:proofErr w:type="spellStart"/>
+      <w:r>
+        <w:rPr>
+          <w:highlight w:val="yellow"/>
+        </w:rPr>
+        <w:t>readline</w:t>
+      </w:r>
+      <w:proofErr w:type="spellEnd"/>
+      <w:r>
+        <w:rPr>
+          <w:highlight w:val="yellow"/>
+        </w:rPr>
+        <w:t>-sync</w:t>
+      </w:r>
+    </w:p>
+    <w:p/>
+    <w:p/>
+    <w:p/>
+    <w:p>
+      <w:pPr>
+        <w:pStyle w:val="ListParagraph"/>
+      </w:pPr>
+    </w:p>
     <w:sectPr>
       <w:pgSz w:w="11906" w:h="16838"/>
       <w:pgMar w:top="1440" w:right="1440" w:bottom="1440" w:left="1440" w:header="708" w:footer="708" w:gutter="0"/>
@@ -141,9 +515,9 @@
 <file path=word/numbering.xml><?xml version="1.0" encoding="utf-8"?>
 <w:numbering xmlns:wpc="http://schemas.microsoft.com/office/word/2010/wordprocessingCanvas" xmlns:cx="http://schemas.microsoft.com/office/drawing/2014/chartex" xmlns:cx1="http://schemas.microsoft.com/office/drawing/2015/9/8/chartex" xmlns:cx2="http://schemas.microsoft.com/office/drawing/2015/10/21/chartex" xmlns:cx3="http://schemas.microsoft.com/office/drawing/2016/5/9/chartex" xmlns:cx4="http://schemas.microsoft.com/office/drawing/2016/5/10/chartex" xmlns:cx5="http://schemas.microsoft.com/office/drawing/2016/5/11/chartex" xmlns:cx6="http://schemas.microsoft.com/office/drawing/2016/5/12/chartex" xmlns:cx7="http://schemas.microsoft.com/office/drawing/2016/5/13/chartex" xmlns:cx8="http://schemas.microsoft.com/office/drawing/2016/5/14/chartex" xmlns:mc="http://schemas.openxmlformats.org/markup-compatibility/2006" xmlns:aink="http://schemas.microsoft.com/office/drawing/2016/ink" xmlns:am3d="http://schemas.microsoft.com/office/drawing/2017/model3d" xmlns:o="urn:schemas-microsoft-com:office:office" xmlns:oel="http://schemas.microsoft.com/office/2019/extlst" xmlns:r="http://schemas.openxmlformats.org/officeDocument/2006/relationships" xmlns:m="http://schemas.openxmlformats.org/officeDocument/2006/math" xmlns:v="urn:schemas-microsoft-com:vml" xmlns:wp14="http://schemas.microsoft.com/office/word/2010/wordprocessingDrawing" xmlns:wp="http://schemas.openxmlformats.org/drawingml/2006/wordprocessingDrawing" xmlns:w10="urn:schemas-microsoft-com:office:word" xmlns:w="http://schemas.openxmlformats.org/wordprocessingml/2006/main" xmlns:w14="http://schemas.microsoft.com/office/word/2010/wordml" xmlns:w15="http://schemas.microsoft.com/office/word/2012/wordml" xmlns:w16cex="http://schemas.microsoft.com/office/word/2018/wordml/cex" xmlns:w16cid="http://schemas.microsoft.com/office/word/2016/wordml/cid" xmlns:w16="http://schemas.microsoft.com/office/word/2018/wordml" xmlns:w16du="http://schemas.microsoft.com/office/word/2023/wordml/word16du" xmlns:w16sdtdh="http://schemas.microsoft.com/office/word/2020/wordml/sdtdatahash" xmlns:w16sdtfl="http://schemas.microsoft.com/office/word/2024/wordml/sdtformatlock" xmlns:w16se="http://schemas.microsoft.com/office/word/2015/wordml/symex" xmlns:wpg="http://schemas.microsoft.com/office/word/2010/wordprocessingGroup" xmlns:wpi="http://schemas.microsoft.com/office/word/2010/wordprocessingInk" xmlns:wne="http://schemas.microsoft.com/office/word/2006/wordml" xmlns:wps="http://schemas.microsoft.com/office/word/2010/wordprocessingShape" mc:Ignorable="w14 w15 w16se w16cid w16 w16cex w16sdtdh w16sdtfl w16du wp14">
   <w:abstractNum w:abstractNumId="0" w15:restartNumberingAfterBreak="0">
-    <w:nsid w:val="53E06F91"/>
+    <w:nsid w:val="1C674667"/>
     <w:multiLevelType w:val="hybridMultilevel"/>
-    <w:tmpl w:val="97B21384"/>
+    <w:tmpl w:val="E19CDCAA"/>
     <w:lvl w:ilvl="0" w:tplc="4009000F">
       <w:start w:val="1"/>
       <w:numFmt w:val="decimal"/>
@@ -229,7 +603,99 @@
       </w:pPr>
     </w:lvl>
   </w:abstractNum>
+  <w:abstractNum w:abstractNumId="1" w15:restartNumberingAfterBreak="0">
+    <w:nsid w:val="53E06F91"/>
+    <w:multiLevelType w:val="hybridMultilevel"/>
+    <w:tmpl w:val="97B21384"/>
+    <w:lvl w:ilvl="0" w:tplc="4009000F">
+      <w:start w:val="1"/>
+      <w:numFmt w:val="decimal"/>
+      <w:lvlText w:val="%1."/>
+      <w:lvlJc w:val="left"/>
+      <w:pPr>
+        <w:ind w:left="720" w:hanging="360"/>
+      </w:pPr>
+      <w:rPr>
+        <w:rFonts w:hint="default"/>
+      </w:rPr>
+    </w:lvl>
+    <w:lvl w:ilvl="1" w:tplc="40090019" w:tentative="1">
+      <w:start w:val="1"/>
+      <w:numFmt w:val="lowerLetter"/>
+      <w:lvlText w:val="%2."/>
+      <w:lvlJc w:val="left"/>
+      <w:pPr>
+        <w:ind w:left="1440" w:hanging="360"/>
+      </w:pPr>
+    </w:lvl>
+    <w:lvl w:ilvl="2" w:tplc="4009001B" w:tentative="1">
+      <w:start w:val="1"/>
+      <w:numFmt w:val="lowerRoman"/>
+      <w:lvlText w:val="%3."/>
+      <w:lvlJc w:val="right"/>
+      <w:pPr>
+        <w:ind w:left="2160" w:hanging="180"/>
+      </w:pPr>
+    </w:lvl>
+    <w:lvl w:ilvl="3" w:tplc="4009000F" w:tentative="1">
+      <w:start w:val="1"/>
+      <w:numFmt w:val="decimal"/>
+      <w:lvlText w:val="%4."/>
+      <w:lvlJc w:val="left"/>
+      <w:pPr>
+        <w:ind w:left="2880" w:hanging="360"/>
+      </w:pPr>
+    </w:lvl>
+    <w:lvl w:ilvl="4" w:tplc="40090019" w:tentative="1">
+      <w:start w:val="1"/>
+      <w:numFmt w:val="lowerLetter"/>
+      <w:lvlText w:val="%5."/>
+      <w:lvlJc w:val="left"/>
+      <w:pPr>
+        <w:ind w:left="3600" w:hanging="360"/>
+      </w:pPr>
+    </w:lvl>
+    <w:lvl w:ilvl="5" w:tplc="4009001B" w:tentative="1">
+      <w:start w:val="1"/>
+      <w:numFmt w:val="lowerRoman"/>
+      <w:lvlText w:val="%6."/>
+      <w:lvlJc w:val="right"/>
+      <w:pPr>
+        <w:ind w:left="4320" w:hanging="180"/>
+      </w:pPr>
+    </w:lvl>
+    <w:lvl w:ilvl="6" w:tplc="4009000F" w:tentative="1">
+      <w:start w:val="1"/>
+      <w:numFmt w:val="decimal"/>
+      <w:lvlText w:val="%7."/>
+      <w:lvlJc w:val="left"/>
+      <w:pPr>
+        <w:ind w:left="5040" w:hanging="360"/>
+      </w:pPr>
+    </w:lvl>
+    <w:lvl w:ilvl="7" w:tplc="40090019" w:tentative="1">
+      <w:start w:val="1"/>
+      <w:numFmt w:val="lowerLetter"/>
+      <w:lvlText w:val="%8."/>
+      <w:lvlJc w:val="left"/>
+      <w:pPr>
+        <w:ind w:left="5760" w:hanging="360"/>
+      </w:pPr>
+    </w:lvl>
+    <w:lvl w:ilvl="8" w:tplc="4009001B" w:tentative="1">
+      <w:start w:val="1"/>
+      <w:numFmt w:val="lowerRoman"/>
+      <w:lvlText w:val="%9."/>
+      <w:lvlJc w:val="right"/>
+      <w:pPr>
+        <w:ind w:left="6480" w:hanging="180"/>
+      </w:pPr>
+    </w:lvl>
+  </w:abstractNum>
   <w:num w:numId="1" w16cid:durableId="1442337705">
+    <w:abstractNumId w:val="1"/>
+  </w:num>
+  <w:num w:numId="2" w16cid:durableId="2078934405">
     <w:abstractNumId w:val="0"/>
   </w:num>
 </w:numbering>
